--- a/site/2026-09-20.docx
+++ b/site/2026-09-20.docx
@@ -36,23 +36,49 @@
       <w:r/>
       <w:r/>
       <w:r>
-        <w:t>🔥 最被讨论的书：《Theo of Golden》年内第14周登顶</w:t>
+        <w:t>🔥 秋季书单季全面开跑：84本评论家荐书刷屏</w:t>
       </w:r>
       <w:r/>
     </w:p>
     <w:p>
       <w:r/>
       <w:r>
-        <w:t>据《纽约时报》榜首汇总表（最新至8月30日榜期），艾伦·莱维（Allen Levi）小说《Theo of Golden》（Atria Books）当周重回联合虚构榜</w:t>
+        <w:t>Lit Hub 本周发布年度旗舰栏目《The Ultimate Fall 2026 Reading List》——副题"84 Books the Critics Think You Should Read This Season"，聚合全美评论家推荐的84本当季新书；同期"本周最佳书评"（9月18日更新）、"每周5篇必读书评"（9月17日更新）密集跟进，另有《Is Nonfiction in Crisis? These 14 Books Suggest Otherwise》回应"非虚构危机"之问。秋季选书高峰已至。</w:t>
+      </w:r>
+      <w:r/>
+      <w:r/>
+      <w:r/>
+      <w:r>
+        <w:t>🏛 行业动态：独立出版社畅销榜更新，诺奖预测季开启</w:t>
+      </w:r>
+      <w:r/>
+    </w:p>
+    <w:p>
+      <w:r/>
+      <w:r>
+        <w:t>Lit Hub 本周发布"独立出版社 Top 40 畅销榜"虚构、非虚构两榜（第35期），独立出版板块热度可跟踪（榜单明细数据源未载）。诺奖方面，韩国永丰文库（Youngpoong Bookstore）9月18日上线"2026诺贝尔文学奖预测活动"（详见第五部分）——颁奖前的预测季正式开场。</w:t>
+      </w:r>
+      <w:r/>
+      <w:r/>
+      <w:r/>
+      <w:r>
+        <w:t>📚 榜单现象：一部小说年内第14周登顶</w:t>
+      </w:r>
+      <w:r/>
+    </w:p>
+    <w:p>
+      <w:r/>
+      <w:r>
+        <w:t>据《纽约时报》榜首汇总表（本次数据更新至8月30日榜期）：Allen Levi《Theo of Golden》年内累计</w:t>
       </w:r>
       <w:r>
         <w:rPr>
           <w:b/>
         </w:rPr>
-        <w:t>第1名</w:t>
+        <w:t>14周</w:t>
       </w:r>
       <w:r>
-        <w:t>——这已是它年内第14周占据榜首，是2026年商业表现最强的小说。非虚构方面，玛吉·哈伯曼与乔纳森·斯旺的《Regime Change》（Simon &amp; Schuster）自7月12日榜期起</w:t>
+        <w:t>登顶联合虚构榜，最新已知榜期（8月30日）仍居榜首；非虚构方面，Maggie Haberman 与 Jonathan Swan 合著《Regime Change》自7月12日榜期起</w:t>
       </w:r>
       <w:r>
         <w:rPr>
@@ -61,122 +87,33 @@
         <w:t>连续8周</w:t>
       </w:r>
       <w:r>
-        <w:t>霸占第1。Lit Hub 每周"最佳书评新书"榜单（9月18日）也已出炉。</w:t>
+        <w:t>霸榜。两书是2026年迄今最强势的畅销现象（详见第二部分）。</w:t>
       </w:r>
       <w:r/>
       <w:r/>
       <w:r/>
       <w:r>
-        <w:t>🏛 图书行业大事：颁奖季密集开跑</w:t>
+        <w:t>👤 作家动态：阿连德谈写作自由；"AI×写作"话题多线并发</w:t>
       </w:r>
       <w:r/>
     </w:p>
     <w:p>
       <w:r/>
       <w:r>
-        <w:t>美国</w:t>
+        <w:t>伊莎贝尔·阿连德（Isabel Allende）在 Lit Hub 谈"找到写作的自由"，并披露《The House of the Spirits》（《幽灵之家》）最初是一封写给祖父的信。AI 与写作之辩本周集中爆发：Vikram Chandra 的《Geek Sublime》在"vibe coding"时代被重访、"鲍德温打字机能否算AI正当用途"之问引发讨论（见第三部分）。另，本周恰逢文学史纪念：济慈于1819年9月写下《秋颂》（To Autumn）。</w:t>
       </w:r>
+      <w:r/>
+      <w:r/>
+      <w:r/>
+      <w:r/>
+      <w:r/>
+      <w:r/>
       <w:r>
-        <w:rPr>
-          <w:b/>
-        </w:rPr>
-        <w:t>国家图书奖</w:t>
+        <w:t>二、全球畅销十书（本周口径）</w:t>
       </w:r>
+      <w:r/>
       <w:r>
-        <w:t>长名单于9月17日经国家图书基金会公布（小说类长名单在列），《纽约客》同步做了全类别报道。</w:t>
-      </w:r>
-      <w:r>
-        <w:rPr>
-          <w:b/>
-        </w:rPr>
-        <w:t>2026年戴顿文学和平奖</w:t>
-      </w:r>
-      <w:r>
-        <w:t>得主经 Lit Hub（9月17日）揭晓；澳大利亚</w:t>
-      </w:r>
-      <w:r>
-        <w:rPr>
-          <w:b/>
-        </w:rPr>
-        <w:t>总理文学奖</w:t>
-      </w:r>
-      <w:r>
-        <w:t>9月10日颁奖，一部"里程碑式的北领地小说"获最佳小说（ABC 9月11日报道）；加拿大 CBC 盘点本年度14位获国家级文学大奖的作家。诺奖10月公布前，各路预测持续升温（详见第五部分）。</w:t>
-      </w:r>
-      <w:r/>
-      <w:r/>
-      <w:r/>
-      <w:r>
-        <w:t>📚 新书面世与预告：秋季书讯季全面开跑</w:t>
-      </w:r>
-      <w:r/>
-    </w:p>
-    <w:p>
-      <w:r/>
-      <w:r>
-        <w:t>Lit Hub 发布年度旗舰栏目《The Ultimate Fall 2026 Reading List》，聚合评论家意见的</w:t>
-      </w:r>
-      <w:r>
-        <w:rPr>
-          <w:b/>
-        </w:rPr>
-        <w:t>84本秋季新书</w:t>
-      </w:r>
-      <w:r>
-        <w:t>总书单（见第三部分）；同站还发布了</w:t>
-      </w:r>
-      <w:r>
-        <w:rPr>
-          <w:b/>
-        </w:rPr>
-        <w:t>独立出版社畅销Top 40榜</w:t>
-      </w:r>
-      <w:r>
-        <w:t>（虚构/非虚构双榜）与专题《Is Nonfiction in Crisis? These 14 Books Suggest Otherwise》，回应"非虚构危机论"。</w:t>
-      </w:r>
-      <w:r/>
-      <w:r/>
-      <w:r/>
-      <w:r>
-        <w:t>👤 作家动态：纳达斯逝世；阿连德谈写作自由</w:t>
-      </w:r>
-      <w:r/>
-    </w:p>
-    <w:p>
-      <w:r/>
-      <w:r>
-        <w:t>匈牙利作家</w:t>
-      </w:r>
-      <w:r>
-        <w:rPr>
-          <w:b/>
-        </w:rPr>
-        <w:t>纳达斯·彼得（Péter Nádas）</w:t>
-      </w:r>
-      <w:r>
-        <w:t>逝世，《卫报》9月9日刊出讣告——他多年来常出现在诺奖赔率讨论名单中。伊莎贝尔·阿连德（Isabel Allende）接受 Lit Hub 访谈，透露《幽灵之家》（The House of the Spirits）最初只是</w:t>
-      </w:r>
-      <w:r>
-        <w:rPr>
-          <w:b/>
-        </w:rPr>
-        <w:t>写给病中祖父的一封信</w:t>
-      </w:r>
-      <w:r>
-        <w:t>（见第三部分）。</w:t>
-      </w:r>
-      <w:r/>
-      <w:r/>
-      <w:r/>
-      <w:r/>
-      <w:r/>
-      <w:r/>
-      <w:r>
-        <w:t>二、全球畅销十书（最新榜期 + 年内盘点）</w:t>
-      </w:r>
-      <w:r/>
-      <w:r>
-        <w:t>数据源：《纽约时报》联合（纸质+电子）虚构/非虚构榜首维基汇总表｜ 最新至8月30日榜期（存在约三周滞后），"冠军周数"按该表年内统计；出版时间未载者以首次登顶榜期近似并注明</w:t>
+        <w:t>数据源：《纽约时报》联合（纸质+电子）虚构/非虚构榜首·维基汇总表，本次更新滞后至8月30日榜期；9月以来各周榜首数据源未载</w:t>
       </w:r>
       <w:r/>
       <w:r/>
@@ -187,249 +124,177 @@
         <w:rPr>
           <w:color w:val="2C5F8A"/>
         </w:rPr>
-        <w:t>8/30榜期第1</w:t>
+        <w:t>最新已知榜首 年内14周登顶</w:t>
       </w:r>
       <w:r/>
       <w:r>
-        <w:t>作者：Allen Levi（艾伦·莱维）｜出版社：Atria Books｜出版时间：数据源未载（3月1日榜期首次登顶，或于2月底上市）</w:t>
+        <w:t>作者：Allen Levi（艾伦·列维）｜出版社：Atria Books｜首次登顶为3月1日榜期（出版时间数据源未载，以此近似）</w:t>
       </w:r>
       <w:r/>
     </w:p>
     <w:p>
       <w:r/>
       <w:r>
-        <w:t>榜单事实：年内</w:t>
+        <w:t>年内最强虚构现象：3月起多次返顶，含6月28日—7月26日连续5周，8月30日榜期仍居联合虚构榜首，累计14周。内容简介：数据源未载。</w:t>
       </w:r>
+      <w:r/>
+      <w:r/>
+      <w:r/>
       <w:r>
-        <w:rPr>
-          <w:b/>
-        </w:rPr>
-        <w:t>14周</w:t>
-      </w:r>
-      <w:r>
-        <w:t>登顶联合虚构榜（3月两连冠、5月三连冠、6月底至7月五连冠、8月两连冠后，8月30日重回第1），为2026年登顶周数最多的书。内容简介：数据源未载。</w:t>
-      </w:r>
-      <w:r/>
-      <w:r/>
-      <w:r/>
-      <w:r>
-        <w:t>② 非虚构 ·《Regime Change》（《政权更迭》，直译）</w:t>
+        <w:t>② 非虚构 ·《Regime Change》</w:t>
       </w:r>
       <w:r>
         <w:rPr>
           <w:color w:val="2C5F8A"/>
         </w:rPr>
-        <w:t>8周连冠</w:t>
+        <w:t>最新已知榜首 连续8周</w:t>
       </w:r>
       <w:r/>
       <w:r>
-        <w:t>作者：Maggie Haberman &amp; Jonathan Swan（玛吉·哈伯曼 &amp; 乔纳森·斯旺）｜出版社：Simon &amp; Schuster｜出版时间：数据源未载（7月12日榜期首次登顶，或于7月上旬上市）</w:t>
+        <w:t>作者：Maggie Haberman &amp; Jonathan Swan（玛吉·哈伯曼 &amp; 乔纳森·斯旺）｜出版社：Simon &amp; Schuster｜首次登顶为7月12日榜期（出版时间以此近似）</w:t>
       </w:r>
       <w:r/>
     </w:p>
     <w:p>
       <w:r/>
       <w:r>
-        <w:t>榜单事实：7月12日起</w:t>
+        <w:t>自7月12日榜期起连续8周（至8月30日）霸占联合非虚构榜首，是年内非虚构最强长销书。内容简介：数据源未载。</w:t>
       </w:r>
+      <w:r/>
+      <w:r/>
+      <w:r/>
       <w:r>
-        <w:rPr>
-          <w:b/>
-        </w:rPr>
-        <w:t>连续8周</w:t>
+        <w:t>③ 虚构 ·《Adversary to the Villain》</w:t>
       </w:r>
+      <w:r/>
       <w:r>
-        <w:t>非虚构第1，至8月30日仍在位，是年内最强非虚构长销书。两位作者均为白宫报道一线记者（公开资料）；具体内容数据源未载。</w:t>
-      </w:r>
-      <w:r/>
-      <w:r/>
-      <w:r/>
-      <w:r>
-        <w:t>③ 非虚构 ·《Strangers: A Memoir of Marriage》（《陌生人：一段婚姻回忆录》，直译）</w:t>
-      </w:r>
-      <w:r/>
-      <w:r>
-        <w:t>作者：Belle Burden（贝尔·伯登）｜出版社：The Dial Press｜出版时间：数据源未载（2月1日榜期首次登顶，或于1月底上市）</w:t>
+        <w:t>作者：Hannah Nicole Maehrer（汉娜·妮可·梅勒）｜出版社：Red Tower Books｜8月23日榜期登顶（出版时间以此近似）</w:t>
       </w:r>
       <w:r/>
     </w:p>
     <w:p>
       <w:r/>
       <w:r>
-        <w:t>榜单事实：年内</w:t>
+        <w:t>Red Tower Books（浪漫奇幻 romantasy 热门品牌）年内第三本登顶联合虚构榜的小说——同社 Devney Perry《Rites of the Starling》（4月26日）、Sarah A. Parker《The Ballad of Falling Dragons》（6月7日）此前先后夺冠。内容简介：数据源未载。</w:t>
       </w:r>
+      <w:r/>
+      <w:r/>
+      <w:r/>
       <w:r>
-        <w:rPr>
-          <w:b/>
-        </w:rPr>
-        <w:t>7周</w:t>
+        <w:t>④ 虚构 ·《Ransom》</w:t>
       </w:r>
+      <w:r/>
       <w:r>
-        <w:t>登顶、五度回锅（2月1日、4月12—26日三连冠、5月10日、5月24日、6月28日），长销韧性十足。副题点明婚姻回忆录题材；具体内容数据源未载。</w:t>
-      </w:r>
-      <w:r/>
-      <w:r/>
-      <w:r/>
-      <w:r>
-        <w:t>④ 虚构 ·《The Housemaid》（《女佣》）</w:t>
-      </w:r>
-      <w:r/>
-      <w:r>
-        <w:t>作者：Freida McFadden（弗蕾达·麦克法登）｜出版社：Grand Central Publishing｜出版时间：数据源未载（1月11日榜期起登顶）</w:t>
+        <w:t>作者：Daniel Silva（丹尼尔·席尔瓦）｜出版社：Harper｜8月2日榜期登顶（出版时间以此近似）</w:t>
       </w:r>
       <w:r/>
     </w:p>
     <w:p>
       <w:r/>
       <w:r>
-        <w:t>榜单事实：开年</w:t>
+        <w:t>老牌畅销作家席尔瓦的最新登顶作品，8月第一周拿下联合虚构榜首。内容简介：数据源未载。</w:t>
       </w:r>
+      <w:r/>
+      <w:r/>
+      <w:r/>
       <w:r>
-        <w:rPr>
-          <w:b/>
-        </w:rPr>
-        <w:t>三连冠</w:t>
+        <w:t>⑤ 非虚构 ·《Strangers: A Memoir of Marriage》</w:t>
       </w:r>
+      <w:r/>
       <w:r>
-        <w:t>。麦克法登年内另有《Dear Debbie》（2月15日榜期）与《The Divorce》（6月14日榜期）分别登顶——年内三本冠军书、合计5周第1，是2026年最会"霸榜"的作者。内容简介：数据源未载（作者以心理惊悚畅销见长，公开资料）。</w:t>
-      </w:r>
-      <w:r/>
-      <w:r/>
-      <w:r/>
-      <w:r>
-        <w:t>⑤ 非虚构 ·《1929》</w:t>
-      </w:r>
-      <w:r/>
-      <w:r>
-        <w:t>作者：Andrew Ross Sorkin（安德鲁·罗斯·索尔金，《大而不倒》作者）｜出版社：Viking｜出版时间：数据源未载（1月11日榜期起登顶）</w:t>
+        <w:t>作者：Belle Burden（贝尔·伯登）｜出版社：The Dial Press｜年内7周登顶（2月1日、4月12—26日、5月10日、5月24日、6月28日榜期），首次登顶为2月1日榜期</w:t>
       </w:r>
       <w:r/>
     </w:p>
     <w:p>
       <w:r/>
       <w:r>
-        <w:t>榜单事实：开年</w:t>
+        <w:t>从书名可知是一部婚姻主题回忆录，年内分四个时段共7周登顶非虚构榜首，长销力惊人；具体内容数据源未载。</w:t>
       </w:r>
+      <w:r/>
+      <w:r/>
+      <w:r/>
       <w:r>
-        <w:rPr>
-          <w:b/>
-        </w:rPr>
-        <w:t>三连冠</w:t>
+        <w:t>⑥ 非虚构 ·《Communion》</w:t>
       </w:r>
+      <w:r/>
       <w:r>
-        <w:t>，与《The Housemaid》同期分踞两榜。从书名看聚焦1929年（大萧条前夜）的金融史叙事；具体内容数据源未载。</w:t>
-      </w:r>
-      <w:r/>
-      <w:r/>
-      <w:r/>
-      <w:r>
-        <w:t>⑥ 非虚构 ·《The Invisible Coup》（《看不见的政变》，直译）</w:t>
-      </w:r>
-      <w:r/>
-      <w:r>
-        <w:t>作者：Peter Schweizer（彼得·施韦泽）｜出版社：Harper｜出版时间：数据源未载（2月8日榜期起登顶）</w:t>
+        <w:t>作者：JD Vance（J.D.万斯，《乡下人的悲歌》作者）｜出版社：Harper｜7月5日榜期登顶（出版时间以此近似）</w:t>
       </w:r>
       <w:r/>
     </w:p>
     <w:p>
       <w:r/>
       <w:r>
-        <w:t>榜单事实：2月</w:t>
+        <w:t>万斯年内登顶非虚构榜的新作，夺冠一周后被《Regime Change》接棒。内容简介：数据源未载。</w:t>
       </w:r>
+      <w:r/>
+      <w:r/>
+      <w:r/>
       <w:r>
-        <w:rPr>
-          <w:b/>
-        </w:rPr>
-        <w:t>三连冠</w:t>
+        <w:t>⑦ 非虚构 ·《The Land and Its People》</w:t>
       </w:r>
+      <w:r/>
       <w:r>
-        <w:t>。施韦泽以政治调查类写作著称（公开资料）；具体内容数据源未载。</w:t>
-      </w:r>
-      <w:r/>
-      <w:r/>
-      <w:r/>
-      <w:r>
-        <w:t>⑦ 非虚构 ·《Stripped Down》（《卸装》，直译）</w:t>
-      </w:r>
-      <w:r/>
-      <w:r>
-        <w:t>作者：Bunnie Xo｜出版社：Dey Street Books｜出版时间：数据源未载（3月8日榜期首次登顶）</w:t>
+        <w:t>作者：David Sedaris（大卫·塞达里斯）｜出版社：Little, Brown and Company｜6月14日榜期登顶（出版时间以此近似）</w:t>
       </w:r>
       <w:r/>
     </w:p>
     <w:p>
       <w:r/>
       <w:r>
-        <w:t>榜单事实：3月两连冠后，4月5日榜期再度登顶，合计</w:t>
+        <w:t>以幽默随笔闻名的塞达里斯6月拿下非虚构榜首。内容简介：数据源未载。</w:t>
       </w:r>
+      <w:r/>
+      <w:r/>
+      <w:r/>
       <w:r>
-        <w:rPr>
-          <w:b/>
-        </w:rPr>
-        <w:t>3周</w:t>
+        <w:t>⑧ 虚构 ·《Whistler》</w:t>
       </w:r>
+      <w:r/>
       <w:r>
-        <w:t>第1。作者为美国播客红人（公开资料）；内容简介数据源未载。</w:t>
-      </w:r>
-      <w:r/>
-      <w:r/>
-      <w:r/>
-      <w:r>
-        <w:t>⑧ 虚构 ·《Adversary to the Villain》（《反派的对头》，直译）</w:t>
-      </w:r>
-      <w:r/>
-      <w:r>
-        <w:t>作者：Hannah Nicole Maehrer｜出版社：Red Tower Books｜出版时间：数据源未载（8月23日榜期登顶）</w:t>
+        <w:t>作者：Ann Patchett（安·帕切特）｜出版社：Harper｜6月21日榜期登顶（出版时间以此近似）</w:t>
       </w:r>
       <w:r/>
     </w:p>
     <w:p>
       <w:r/>
       <w:r>
-        <w:t>榜单事实：8月23日榜期第1，是《Theo of Golden》近期唯一"断档"一周的接棒冠军。Red Tower Books 为以 BookTok 浪漫奇幻见长的品牌线（公开资料）；内容简介数据源未载。</w:t>
+        <w:t>知名小说家帕切特6月登顶联合虚构榜的新作。内容简介：数据源未载。</w:t>
       </w:r>
       <w:r/>
       <w:r/>
       <w:r/>
       <w:r>
-        <w:t>⑨ 虚构 ·《Ransom》（《赎金》，直译）</w:t>
+        <w:t>⑨ 虚构 ·《The Divorce》</w:t>
       </w:r>
       <w:r/>
       <w:r>
-        <w:t>作者：Daniel Silva（丹尼尔·席尔瓦）｜出版社：Harper｜出版时间：数据源未载（8月2日榜期登顶）</w:t>
+        <w:t>作者：Freida McFadden（弗蕾达·麦克法登）｜出版社：Poisoned Pen Press｜6月14日榜期登顶（出版时间以此近似）</w:t>
       </w:r>
       <w:r/>
     </w:p>
     <w:p>
       <w:r/>
       <w:r>
-        <w:t>榜单事实：8月2日榜期第1。席尔瓦为间谍惊悚题材名家（公开资料）；内容简介数据源未载。</w:t>
+        <w:t>悬疑顶流麦克法登年内第三本登顶的小说：此前《The Housemaid》1月连续3周夺冠、《Dear Debbie》2月15日榜期夺冠——年内三书合计5周登顶。内容简介：数据源未载。</w:t>
       </w:r>
       <w:r/>
       <w:r/>
       <w:r/>
       <w:r>
-        <w:t>⑩ 虚构 ·《Project Hail Mary》（《挽救计划》）</w:t>
+        <w:t>⑩ 非虚构 ·《1929》</w:t>
       </w:r>
       <w:r/>
       <w:r>
-        <w:t>作者：Andy Weir（安迪·威尔，《火星救援》作者）｜出版社：Ballantine Books｜出版时间：数据源未载（原书为数年前旧作，公开资料）</w:t>
+        <w:t>作者：Andrew Ross Sorkin（安德鲁·罗斯·索尔金）｜出版社：Viking｜1月11—25日连续3周登顶（出版时间以此近似）</w:t>
       </w:r>
       <w:r/>
     </w:p>
     <w:p>
       <w:r/>
       <w:r>
-        <w:t>榜单事实：4月5日、12日榜期</w:t>
-      </w:r>
-      <w:r>
-        <w:rPr>
-          <w:b/>
-        </w:rPr>
-        <w:t>两连冠</w:t>
-      </w:r>
-      <w:r>
-        <w:t>——旧作回潮登顶在年内罕见，或与影视化带动有关（待核实，数据源未载原因）。</w:t>
+        <w:t>开年非虚构最强书：年初连续3周联合非虚构榜首。内容简介：数据源未载。</w:t>
       </w:r>
       <w:r/>
       <w:r/>
@@ -443,11 +308,11 @@
       <w:r/>
       <w:r/>
       <w:r>
-        <w:t>①《Isabel Allende on Finding the Freedom to Write》</w:t>
+        <w:t>①《The Ultimate Fall 2026 Reading List》</w:t>
       </w:r>
       <w:r/>
       <w:r>
-        <w:t>对话者：Isabel Allende（伊莎贝尔·阿连德）｜发表平台：Lit Hub（lithub.com）｜</w:t>
+        <w:t>作者：数据源未载（Lit Hub 栏目稿）｜发表平台：Lit Hub（lithub.com）｜</w:t>
       </w:r>
       <w:hyperlink r:id="rId9">
         <w:r>
@@ -463,17 +328,17 @@
     <w:p>
       <w:r/>
       <w:r>
-        <w:t>阿连德谈如何获得写作的自由，并透露名作《The House of the Spirits》最初只是写给祖父的一封信——大师级创作谈。</w:t>
+        <w:t>年度秋季总书单：聚合评论家推荐的84本当季新书（"84 Books the Critics Think You Should Read This Season"），英语书圈秋季选书的"总目录"。</w:t>
       </w:r>
       <w:r/>
       <w:r/>
       <w:r/>
       <w:r>
-        <w:t>②《The Ultimate Fall 2026 Reading List》</w:t>
+        <w:t>②《Isabel Allende on Finding the Freedom to Write》</w:t>
       </w:r>
       <w:r/>
       <w:r>
-        <w:t>作者：Lit Hub 编辑部（聚合书单栏目）｜发表平台：Lit Hub｜</w:t>
+        <w:t>对话者：Isabel Allende（伊莎贝尔·阿连德，《幽灵之家》作者）｜发表平台：Lit Hub｜</w:t>
       </w:r>
       <w:hyperlink r:id="rId10">
         <w:r>
@@ -489,7 +354,7 @@
     <w:p>
       <w:r/>
       <w:r>
-        <w:t>"评论家认为你今季该读的84本书"：聚合全美书评人意见的秋季总书单，是英语书圈秋季选书的"总目录"。</w:t>
+        <w:t>阿连德谈"找到写作的自由"；同页配文披露《The House of the Spirits》最初是她写给祖父的一封信。</w:t>
       </w:r>
       <w:r/>
       <w:r/>
@@ -499,7 +364,7 @@
       </w:r>
       <w:r/>
       <w:r>
-        <w:t>对话者：Vikram Chandra（维克拉姆·钱德拉，《Geek Sublime》作者）／Tobias Carroll 撰｜发表平台：Lit Hub｜</w:t>
+        <w:t>对话者：Vikram Chandra（维克拉姆·钱德拉，《Geek Sublime》作者）；采写：Tobias Carroll｜发表平台：Lit Hub｜</w:t>
       </w:r>
       <w:hyperlink r:id="rId11">
         <w:r>
@@ -515,17 +380,17 @@
     <w:p>
       <w:r/>
       <w:r>
-        <w:t>在"vibe coding"无处不在的今天，重访钱德拉关于"人类编码是一门技艺"的经典论述——AI 时代的人文技术写作范本。</w:t>
+        <w:t>AI 浪潮下重访钱德拉对"人类编码之艺术"的礼赞，并请他聊"vibe coding"（氛围编程）无处不在的当下——人写代码的意义何在。</w:t>
       </w:r>
       <w:r/>
       <w:r/>
       <w:r/>
       <w:r>
-        <w:t>④《Emily McBride on Maternal Mental Health and the Lindsay Clancy Trial》</w:t>
+        <w:t>④《What Should You Read Next? Here Are the Best Reviewed Books of the Week》</w:t>
       </w:r>
       <w:r/>
       <w:r>
-        <w:t>对话者：Emily McBride（艾米丽·麦克布莱德）｜发表平台：Lit Hub｜</w:t>
+        <w:t>作者：数据源未载（Lit Hub 聚合栏目）｜发表平台：Lit Hub｜</w:t>
       </w:r>
       <w:hyperlink r:id="rId12">
         <w:r>
@@ -541,17 +406,17 @@
     <w:p>
       <w:r/>
       <w:r>
-        <w:t>从 Clancy 案切入谈母亲心理健康的书写；同页附 Fiction/Non/Fiction 节目与 Whitney Terrell、V.V. Ganeshananthan 的相关对谈。</w:t>
+        <w:t>9月18日更新的周度书评聚合：当周获得最佳书评的新书清单，选书的实用参考。</w:t>
       </w:r>
       <w:r/>
       <w:r/>
       <w:r/>
       <w:r>
-        <w:t>⑤《What Should You Read Next? Here Are the Best Reviewed Books of the Week》</w:t>
+        <w:t>⑤《Emily McBride on Maternal Mental Health and the Lindsay Clancy Trial》</w:t>
       </w:r>
       <w:r/>
       <w:r>
-        <w:t>作者：Lit Hub / Bookmarks 栏目｜发表平台：Lit Hub｜</w:t>
+        <w:t>对话者：Emily McBride（埃米莉·麦克布莱德）；访谈出自 Fiction/Non/Fiction 播客（Whitney Terrell 与 V.V. Ganeshananthan 主持）｜发表平台：Lit Hub｜</w:t>
       </w:r>
       <w:hyperlink r:id="rId13">
         <w:r>
@@ -567,7 +432,7 @@
     <w:p>
       <w:r/>
       <w:r>
-        <w:t>9月18日当周"书评口碑最佳新书"周榜，买书选书的实用风向标。</w:t>
+        <w:t>围绕孕产期心理健康与 Lindsay Clancy 案的写作对谈——一桩全美关注案件背后的母亲心理议题。</w:t>
       </w:r>
       <w:r/>
       <w:r/>
@@ -593,17 +458,17 @@
     <w:p>
       <w:r/>
       <w:r>
-        <w:t>用14本新书回应"非虚构危机论"——行业焦虑与创作实绩之间的一次对照。</w:t>
+        <w:t>以14本新书回应"非虚构是否陷入危机"的行业之问，秋季非虚构板块的辩护书。</w:t>
       </w:r>
       <w:r/>
       <w:r/>
       <w:r/>
       <w:r>
-        <w:t>⑦《The Independent Press Top 40 Bestsellers: Nonfiction》</w:t>
+        <w:t>⑦《How Romance Novels Filled in the Gaps Left by Sex Ed》</w:t>
       </w:r>
       <w:r/>
       <w:r>
-        <w:t>作者：Lit Hub 栏目｜发表平台：Lit Hub｜</w:t>
+        <w:t>作者：数据源未载｜发表平台：Lit Hub｜</w:t>
       </w:r>
       <w:hyperlink r:id="rId15">
         <w:r>
@@ -619,17 +484,17 @@
     <w:p>
       <w:r/>
       <w:r>
-        <w:t>独立出版社非虚构畅销40强（第35期），同系列虚构榜同步发布——观察独立出版风向的固定窗口。</w:t>
+        <w:t>言情（Romance）小说如何补上性教育缺位留下的空白——类型文学的社会功能之辩。</w:t>
       </w:r>
       <w:r/>
       <w:r/>
       <w:r/>
       <w:r>
-        <w:t>⑧《Going Inside the Board Book with Jon Klassen》</w:t>
+        <w:t>⑧《Could this James Baldwin typewriter be an okay use of AI?》</w:t>
       </w:r>
       <w:r/>
       <w:r>
-        <w:t>对话者：Jon Klassen（乔恩·克拉森，图画书名家）｜发表平台：Lit Hub｜</w:t>
+        <w:t>作者：数据源未载｜发表平台：Lit Hub｜</w:t>
       </w:r>
       <w:hyperlink r:id="rId16">
         <w:r>
@@ -645,13 +510,13 @@
     <w:p>
       <w:r/>
       <w:r>
-        <w:t>深入"纸板书"这一最容易被低估的形式，谈婴幼儿读物的创作门道。</w:t>
+        <w:t>一台"詹姆斯·鲍德温打字机"能否算AI的正当用途？借文学偶像追问AI工具的伦理边界。</w:t>
       </w:r>
       <w:r/>
       <w:r/>
       <w:r/>
       <w:r>
-        <w:t>⑨《How Romance Novels Filled in the Gaps Left by Sex Ed》</w:t>
+        <w:t>⑨《The Great American Road Trip Novel Isn't Just For White People》</w:t>
       </w:r>
       <w:r/>
       <w:r>
@@ -671,7 +536,7 @@
     <w:p>
       <w:r/>
       <w:r>
-        <w:t>浪漫小说如何补上性教育留下的知识空白——类型文学的社会功能再讨论。</w:t>
+        <w:t>"伟大的美国公路小说"不只属于白人——公路叙事的族裔版图之辩，类型文学讨论热点。</w:t>
       </w:r>
       <w:r/>
       <w:r/>
@@ -681,7 +546,7 @@
       </w:r>
       <w:r/>
       <w:r>
-        <w:t>作者：Lit Hub 栏目｜发表平台：Lit Hub｜</w:t>
+        <w:t>作者：数据源未载（Lit Hub 栏目稿）｜发表平台：Lit Hub｜</w:t>
       </w:r>
       <w:hyperlink r:id="rId18">
         <w:r>
@@ -697,7 +562,7 @@
     <w:p>
       <w:r/>
       <w:r>
-        <w:t>文学史上的这一周：1819年9月，济慈写下《秋颂》——正值秋分，应景的回望之作。</w:t>
+        <w:t>本周文学史：1819年9月，济慈写下名诗《秋颂》（To Autumn）——秋日阅读的应景起点。</w:t>
       </w:r>
       <w:r/>
       <w:r/>
@@ -710,7 +575,7 @@
       </w:r>
       <w:r/>
       <w:r>
-        <w:t>取自美/英区榜单头部节目最近两周更新的单集（官方 RSS 核实播出日期与内容）</w:t>
+        <w:t>取自美/英区榜单头部节目最近一周的单集（官方 RSS 核实播出日期与内容）</w:t>
       </w:r>
       <w:r/>
       <w:r/>
@@ -719,20 +584,37 @@
       </w:r>
       <w:r/>
       <w:r>
-        <w:t>节目：The Daily（The Interview 访谈栏目）｜制作：The New York Times｜平台：Apple Podcasts / Spotify｜播出：9月19日</w:t>
+        <w:t>节目：The Daily（联动 NYT 访谈栏目 The Interview）｜制作：The New York Times｜平台：Apple Podcasts / Spotify｜播出：9月19日</w:t>
       </w:r>
       <w:r/>
     </w:p>
     <w:p>
       <w:r/>
       <w:r>
-        <w:t>奥斯卡得主编剧阿伦·索金（Aaron Sorkin）携新作《The Social Reckoning》重回 Facebook 题材，并自剖为何总被"昂扬与浪漫"吸引——写作者的编剧课。</w:t>
+        <w:t>奥斯卡金牌编剧（《社交网络》）艾伦·索金回归 Facebook 题材谈新作《The Social Reckoning》，并自剖为何总被"向上与浪漫"的主题吸引。</w:t>
       </w:r>
       <w:r/>
       <w:r/>
       <w:r/>
       <w:r>
-        <w:t>②《The Techno-Religion at the Center of the A.I. Debate》</w:t>
+        <w:t>②《Selects: Fallout Shelters: Probably Useless (Let's Never Find Out)》</w:t>
+      </w:r>
+      <w:r/>
+      <w:r>
+        <w:t>节目：Stuff You Should Know｜主持：Josh Clark &amp; Chuck Bryant｜制作：iHeartRadio｜平台：Apple Podcasts / Spotify｜播出：9月19日</w:t>
+      </w:r>
+      <w:r/>
+    </w:p>
+    <w:p>
+      <w:r/>
+      <w:r>
+        <w:t>核武器与冷战曾催生美国的"后院核掩体"风潮——厚墙、存粮、桌游齐备，但真管用吗？大概率没用。经典集重播。</w:t>
+      </w:r>
+      <w:r/>
+      <w:r/>
+      <w:r/>
+      <w:r>
+        <w:t>③《The Techno-Religion at the Center of the A.I. Debate》</w:t>
       </w:r>
       <w:r/>
       <w:r>
@@ -743,41 +625,24 @@
     <w:p>
       <w:r/>
       <w:r>
-        <w:t>上周一批科技领袖呼吁给 AI 设"护栏"，本周遭高管、议员与特朗普总统反弹，被斥为"末日邪教"。NYT 科技记者 Cade Metz 解析这场论战的"技术宗教"底色。</w:t>
+        <w:t>上周一批科技领袖呼吁给AI设限，本周遭科技高管、议员与特朗普总统反弹，称报警者像"末日邪教"；科技记者 Cade Metz 解析这场AI争论中心的"技术宗教"。</w:t>
       </w:r>
       <w:r/>
       <w:r/>
       <w:r/>
       <w:r>
-        <w:t>③《Oprah Winfrey: How to Find Your Unique Purpose, Authentic Power, and Calling In Life》</w:t>
+        <w:t>④《Oprah Winfrey: How to Find Your Unique Purpose, Authentic Power, and Calling In Life》</w:t>
       </w:r>
       <w:r/>
       <w:r>
-        <w:t>节目：The Mel Robbins Podcast｜主持：Mel Robbins（梅尔·罗宾斯）｜平台：Apple Podcasts / Spotify｜播出：9月17日</w:t>
+        <w:t>节目：The Mel Robbins Podcast｜主持：Mel Robbins｜平台：Apple Podcasts / Spotify｜播出：9月17日</w:t>
       </w:r>
       <w:r/>
     </w:p>
     <w:p>
       <w:r/>
       <w:r>
-        <w:t>梅尔与仰慕四十余年的偶像奥普拉·温弗瑞对谈：一堂关于人生使命、真实力量与"天职"的大师课——本节目史上最重磅单集之一。</w:t>
-      </w:r>
-      <w:r/>
-      <w:r/>
-      <w:r/>
-      <w:r>
-        <w:t>④《NYU Professor: Do This for 2 Weeks to Get Your Focus, Motivation, &amp; Life Back》</w:t>
-      </w:r>
-      <w:r/>
-      <w:r>
-        <w:t>节目：The Mel Robbins Podcast｜主持：Mel Robbins｜嘉宾：Jonathan Haidt（乔纳森·海特）｜平台：Apple Podcasts / Spotify｜播出：9月14日</w:t>
-      </w:r>
-      <w:r/>
-    </w:p>
-    <w:p>
-      <w:r/>
-      <w:r>
-        <w:t>海特谈"快速多巴因"如何侵蚀专注、动机与心理健康（且男女差异显著），并给出"坚持两周"的恢复方案；节目提及 Meta 近17.1亿美元的天价和解。</w:t>
+        <w:t>Mel 与仰慕四十余年的偶像奥普拉对谈：如何找到独特使命、真实力量与人生召唤——节目方称之为该播客史上最有力量的对话之一。</w:t>
       </w:r>
       <w:r/>
       <w:r/>
@@ -787,31 +652,31 @@
       </w:r>
       <w:r/>
       <w:r>
-        <w:t>节目：The Rest Is History（英区头部）｜主持：Tom Holland &amp; Dominic Sandbrook｜制作：Goalhanger｜平台：Apple Podcasts / Spotify｜播出：9月16日</w:t>
+        <w:t>节目：The Rest Is History｜主持：Tom Holland &amp; Dominic Sandbrook｜制作：Goalhanger｜平台：Apple Podcasts / Spotify｜播出：9月16日</w:t>
       </w:r>
       <w:r/>
     </w:p>
     <w:p>
       <w:r/>
       <w:r>
-        <w:t>远征军统帅纳皮尔如何强攻马达拉要塞、营救被"疯皇帝"扣押的欧洲人质——大英帝国史上最史诗远征的结局篇。</w:t>
+        <w:t>受命解救人质的 Napier 中校是谁？他如何攻打阿比西尼亚皇帝的要塞 Magdala？大英帝国史上最史诗远征的收官篇。</w:t>
       </w:r>
       <w:r/>
       <w:r/>
       <w:r/>
       <w:r>
-        <w:t>⑥《Selects: Fallout Shelters: Probably Useless (Let's Never Find Out)》</w:t>
+        <w:t>⑥《NYU Professor: Do This for 2 Weeks to Get Your Focus, Motivation, &amp; Life Back》</w:t>
       </w:r>
       <w:r/>
       <w:r>
-        <w:t>节目：Stuff You Should Know｜主持：Josh Clark &amp; Chuck Bryant｜制作：iHeartPodcasts｜平台：Apple Podcasts / Spotify｜播出：9月19日</w:t>
+        <w:t>节目：The Mel Robbins Podcast｜主持：Mel Robbins｜平台：Apple Podcasts / Spotify｜播出：9月14日</w:t>
       </w:r>
       <w:r/>
     </w:p>
     <w:p>
       <w:r/>
       <w:r>
-        <w:t>核武器与冷战催生了美国民间的"辐射避难室"狂热：厚墙、存粮、桌游一应俱全——但真有用吗？大概没有。经典单集重播。</w:t>
+        <w:t>纽约大学教授、畅销书作家 Jonathan Haidt（《焦虑的一代》作者）解析"快餐多巴胺"对注意力、动力与心理健康的侵蚀——且男孩与女孩受影响方式大不同；本集还谈及 Meta 近17.1亿美元的里程碑式和解。</w:t>
       </w:r>
       <w:r/>
       <w:r/>
@@ -821,65 +686,65 @@
       </w:r>
       <w:r/>
       <w:r>
-        <w:t>节目：Crime Junkie（美区头部）｜主持：Ashley Flowers｜制作：audiochuck｜平台：Apple Podcasts / Spotify｜播出：9月14日</w:t>
+        <w:t>节目：Crime Junkie｜主持：Ashley Flowers｜制作：audiochuck｜平台：Apple Podcasts / Spotify｜播出：9月14日</w:t>
       </w:r>
       <w:r/>
     </w:p>
     <w:p>
       <w:r/>
       <w:r>
-        <w:t>2023年5月一粒子弹夺走一位五个孩子的母亲；调查方很快认定"自己开枪"，现场几处关键证据却始终对不上——最新一期悬案。</w:t>
+        <w:t>2023年5月，一颗子弹夺走了一位母亲，警方很快认定"自己开枪"，但现场关键证据对不上——家人坚持追问真相。真实罪案头部节目最新一期。</w:t>
       </w:r>
       <w:r/>
       <w:r/>
       <w:r/>
       <w:r>
-        <w:t>⑧《706. 姊妹篇：705. Queen Victoria's Revenge: The Mad Emperor of Abyssinia (Part 1)》</w:t>
+        <w:t>⑧《Sharon Horgan》</w:t>
       </w:r>
       <w:r/>
       <w:r>
-        <w:t>节目：The Rest Is History｜主持：Tom Holland &amp; Dominic Sandbrook｜平台：Apple Podcasts / Spotify｜播出：9月13日</w:t>
+        <w:t>节目：SmartLess｜主持：Jason Bateman、Sean Hayes、Will Arnett｜平台：Apple Podcasts / Spotify｜播出：9月14日</w:t>
       </w:r>
       <w:r/>
     </w:p>
     <w:p>
       <w:r/>
       <w:r>
-        <w:t>"疯皇帝"特沃德罗斯二世是谁？他为何囚禁英国使节，维多利亚女王如何回应——系列上集，与⑤连听体验最佳。</w:t>
+        <w:t>爱尔兰编剧兼演员、"认证传奇"Sharon Horgan 上桌：真实议题与硬核真相，从龙虾手艺聊到"伯明翰的一席之地"，一路笑到失眠痊愈。</w:t>
       </w:r>
       <w:r/>
       <w:r/>
       <w:r/>
       <w:r>
-        <w:t>⑨《"Sharon Horgan"》</w:t>
+        <w:t>⑨《705. Queen Victoria's Revenge: The Mad Emperor of Abyssinia (Part 1)》</w:t>
       </w:r>
       <w:r/>
       <w:r>
-        <w:t>节目：SmartLess｜主持：Jason Bateman、Sean Hayes、Will Arnett｜平台：Apple Podcasts / Spotify（SiriusXM）｜播出：9月14日</w:t>
+        <w:t>节目：The Rest Is History｜主持：Tom Holland &amp; Dominic Sandbrook｜制作：Goalhanger｜平台：Apple Podcasts / Spotify｜播出：9月13日</w:t>
       </w:r>
       <w:r/>
     </w:p>
     <w:p>
       <w:r/>
       <w:r>
-        <w:t>爱尔兰编导兼喜剧演员莎伦·霍根上桌，与三位主持漫谈真实生活与硬核真相——招牌式的"失眠治愈系"闲聊特辑。</w:t>
+        <w:t>阿比西尼亚（今埃塞俄比亚）"疯皇帝"特沃德罗斯二世是谁？他为何囚禁英国使节，维多利亚女王如何回应，又如何引出帝国史上最野心勃勃的一次远征？新系列开篇。</w:t>
       </w:r>
       <w:r/>
       <w:r/>
       <w:r/>
       <w:r>
-        <w:t>⑩《UPDATE: The Sodder Children》</w:t>
+        <w:t>⑩《Stanford Psychologist: 7 Small Things That Make a Huge Difference in How You Feel》</w:t>
       </w:r>
       <w:r/>
       <w:r>
-        <w:t>节目：Crime Junkie｜主持：Ashley Flowers｜制作：audiochuck｜平台：Apple Podcasts / Spotify｜播出：9月7日</w:t>
+        <w:t>节目：The Mel Robbins Podcast｜主持：Mel Robbins｜平台：Apple Podcasts / Spotify｜播出：9月10日</w:t>
       </w:r>
       <w:r/>
     </w:p>
     <w:p>
       <w:r/>
       <w:r>
-        <w:t>1945年圣诞夜大火中"消失"的 Sodder 家五兄妹：官方称葬身火海却始终未见遗骸。家族后代带来新信息，经典悬案重启复查。</w:t>
+        <w:t>斯坦福健康心理学家、畅销书作者 Kelly McGonigal（中译《自控力》作者）给出7个"小转变"：不必等生活变轻松，就能重新找回"活着的感觉"。</w:t>
       </w:r>
       <w:r/>
       <w:r/>
@@ -892,9 +757,215 @@
       </w:r>
       <w:r/>
       <w:r>
-        <w:t>🏅 文学奖：赔率端残雪领跑，读者端阿特伍德居首</w:t>
+        <w:t>🏅 文学奖</w:t>
       </w:r>
       <w:r/>
+      <w:r/>
+    </w:p>
+    <w:p>
+      <w:r/>
+      <w:r>
+        <w:rPr>
+          <w:b/>
+        </w:rPr>
+        <w:t>韩国永丰文库发起2026诺奖文学奖预测活动</w:t>
+      </w:r>
+      <w:r>
+        <w:t>：书店方面介绍10位被视为有力候选的作家并发起竞猜（来源：아시아경제（韩国《亚洲经济》），2026-09-18，</w:t>
+      </w:r>
+      <w:hyperlink r:id="rId19">
+        <w:r>
+          <w:rPr>
+            <w:color w:val="0000EE"/>
+            <w:u w:val="single"/>
+          </w:rPr>
+          <w:t>链接</w:t>
+        </w:r>
+      </w:hyperlink>
+      <w:r>
+        <w:t>）。所荐10人具体名单：数据源仅载标题，明细未载，本期不作转述。</w:t>
+      </w:r>
+      <w:r/>
+    </w:p>
+    <w:p>
+      <w:r/>
+      <w:r>
+        <w:t>说明：同窗口（过去48小时）另一条为 C&amp;EN 发起的"2026诺贝尔化学奖民调"，属化学范畴、与本题无关，未纳入。背景：文学奖通常于10月上旬揭晓，预测季刚刚开场，后续期数持续跟踪。</w:t>
+      </w:r>
+      <w:r/>
+      <w:r/>
+      <w:r>
+        <w:t>📊 经济学奖</w:t>
+      </w:r>
+      <w:r/>
+      <w:r/>
+    </w:p>
+    <w:p>
+      <w:r/>
+      <w:r>
+        <w:t>过去48小时窗口内，谷歌新闻聚合无任何2026诺贝尔经济学奖新预测；按规范应启用的备用报道源（fallback_econ）同期亦为0条——本期经济学奖小节无内容可报，如实说明，不编造。临近10月颁奖，预计窗口将转热，下期跟进。</w:t>
+      </w:r>
+      <w:r/>
+      <w:r/>
+      <w:r/>
+      <w:r/>
+      <w:r/>
+      <w:r/>
+      <w:r>
+        <w:t>六、国际版权贸易</w:t>
+      </w:r>
+      <w:r/>
+      <w:r/>
+    </w:p>
+    <w:p>
+      <w:r/>
+      <w:r>
+        <w:rPr>
+          <w:b/>
+        </w:rPr>
+        <w:t>本期无成交可报</w:t>
+      </w:r>
+      <w:r>
+        <w:t>：过去48小时，国际版权贸易数据源（rights/交易/拍卖报道聚合）为0条有效条目——无新书或书稿提纲的拍卖、预售成交信息，如实说明，不编造交易。</w:t>
+      </w:r>
+      <w:r/>
+    </w:p>
+    <w:p>
+      <w:r/>
+      <w:r>
+        <w:t>谨慎观察（非交易数据）：秋季书单与书评季已全面启动（见第三部分①④）、独立出版社 Top 40 畅销榜本周更新（见第一部分）；按往年节奏，10月中旬法兰克福书展前后通常是版权集中成交窗口，后续期数重点跟踪。</w:t>
+      </w:r>
+      <w:r/>
+      <w:r/>
+      <w:r/>
+      <w:r/>
+      <w:r/>
+      <w:r/>
+      <w:r>
+        <w:t>七、本期潜在选题</w:t>
+      </w:r>
+      <w:r/>
+      <w:r>
+        <w:t>基于本期已刊内容提炼 ｜ 读者画像：图书策划编辑 × 泛文化公众号供稿人（图书·自我提升方向）</w:t>
+      </w:r>
+      <w:r/>
+      <w:r>
+        <w:t>📕 引进图书选题</w:t>
+      </w:r>
+      <w:r/>
+      <w:r/>
+      <w:r>
+        <w:t>《Theo of Golden》——年内14周登顶的现象级小说</w:t>
+      </w:r>
+      <w:r/>
+    </w:p>
+    <w:p>
+      <w:r/>
+      <w:r>
+        <w:t>选题角度：全年最强虚构畅销现象且最新榜期仍在榜，热度已被市场验证；单本长销、多次返顶，说明口碑与话题兼具，适合尽快立项跟进。国内可对标的治愈系/寓言型畅销书线待核实；版权在售状态待核实。</w:t>
+      </w:r>
+      <w:r/>
+      <w:r>
+        <w:t>依据：本期第二部分①（14周登顶、8月30日榜期仍居榜首）</w:t>
+      </w:r>
+      <w:r/>
+      <w:r/>
+      <w:r/>
+      <w:r>
+        <w:t>《Adversary to the Villain》——romantasy 浪潮的又一冠军</w:t>
+      </w:r>
+      <w:r/>
+    </w:p>
+    <w:p>
+      <w:r/>
+      <w:r>
+        <w:t>选题角度：Red Tower Books 年内已有三本登顶联合虚构榜，说明 romantasy（浪漫奇幻）题材处于爆发期；本作8月23日刚夺冠，引进窗口正热。可对标国内已引进的 romantasy 头部作品（具体书名与销量待核实）；版权状态待核实。</w:t>
+      </w:r>
+      <w:r/>
+      <w:r>
+        <w:t>依据：本期第二部分③（本作登顶 + 同社 Devney Perry、Sarah A. Parker 两度登顶）</w:t>
+      </w:r>
+      <w:r/>
+      <w:r/>
+      <w:r/>
+      <w:r>
+        <w:t>《The Land and Its People》——大卫·塞达里斯新作</w:t>
+      </w:r>
+      <w:r/>
+    </w:p>
+    <w:p>
+      <w:r/>
+      <w:r>
+        <w:t>选题角度：以幽默随笔闻名的塞达里斯6月登顶非虚构榜，新作刚出热度尚在；其读者群与"图书+自我提升/生活方式"定位高度重合，引进时效正好。作者中文版既往出版与销量情况待核实；版权状态待核实。</w:t>
+      </w:r>
+      <w:r/>
+      <w:r>
+        <w:t>依据：本期第二部分⑦</w:t>
+      </w:r>
+      <w:r/>
+      <w:r/>
+      <w:r>
+        <w:t>✍️ 公众号文章选题</w:t>
+      </w:r>
+      <w:r/>
+      <w:r/>
+      <w:r>
+        <w:t>《84本秋季新书，怎么挑出最适合你的3本？》</w:t>
+      </w:r>
+      <w:r/>
+    </w:p>
+    <w:p>
+      <w:r/>
+      <w:r>
+        <w:t>核心角度：把英语书圈的秋季总书单转成"选书方法论"——按阅读目的（通勤解压/深度成长/自我提升）给出筛选框架，附书单，方法论+书单双结构。</w:t>
+      </w:r>
+      <w:r/>
+      <w:r>
+        <w:t>依据：本期第三部分①（84本秋季书单）+ ④（本周最佳书评）</w:t>
+      </w:r>
+      <w:r/>
+      <w:r/>
+      <w:r/>
+      <w:r>
+        <w:t>《当AI开始替鲍德温打字：写作的"人味"还剩多少？》</w:t>
+      </w:r>
+      <w:r/>
+    </w:p>
+    <w:p>
+      <w:r/>
+      <w:r>
+        <w:t>核心角度：从"鲍德温打字机"之问与《Geek Sublime》重访切入，谈AI时代普通人为什么还要自己写——热点结合+书评，落回"自我表达"的成长命题。</w:t>
+      </w:r>
+      <w:r/>
+      <w:r>
+        <w:t>依据：本期第三部分③⑧</w:t>
+      </w:r>
+      <w:r/>
+      <w:r/>
+      <w:r/>
+      <w:r>
+        <w:t>《斯坦福心理学家：7件小事，把"活着的感觉"找回来》</w:t>
+      </w:r>
+      <w:r/>
+    </w:p>
+    <w:p>
+      <w:r/>
+      <w:r>
+        <w:t>核心角度：把 McGonigal 单集整理成中文实操清单（7个小转变），可与其已引进的《自控力》形成联动推荐——纯方法论文，自我提升号的菜。</w:t>
+      </w:r>
+      <w:r/>
+      <w:r>
+        <w:t>依据：本期第四部分⑩（另可参考⑥ Haidt 注意力话题，形成"专注力"系列）</w:t>
+      </w:r>
+      <w:r/>
+      <w:r/>
+      <w:r/>
+      <w:r/>
+      <w:r/>
+      <w:r/>
+      <w:r>
+        <w:t>📌 数据与口径说明（诚实框）</w:t>
+      </w:r>
       <w:r/>
       <w:r/>
     </w:p>
@@ -906,330 +977,7 @@
       </w:pPr>
       <w:r/>
       <w:r>
-        <w:rPr>
-          <w:b/>
-        </w:rPr>
-        <w:t>赔率</w:t>
-      </w:r>
-      <w:r>
-        <w:t>：博彩网站 OLBG 9月2日发布"2026年诺贝尔文学奖赔率"，</w:t>
-      </w:r>
-      <w:r>
-        <w:rPr>
-          <w:b/>
-        </w:rPr>
-        <w:t>残雪领跑</w:t>
-      </w:r>
-      <w:r>
-        <w:t>，10月公布前持续更新。（来源：OLBG）</w:t>
-      </w:r>
-      <w:r/>
-    </w:p>
-    <w:p>
-      <w:pPr>
-        <w:pStyle w:val="ListBullet"/>
-        <w:spacing w:line="240" w:lineRule="auto"/>
-        <w:ind w:left="720"/>
-      </w:pPr>
-      <w:r/>
-      <w:r>
-        <w:rPr>
-          <w:b/>
-        </w:rPr>
-        <w:t>读者民调</w:t>
-      </w:r>
-      <w:r>
-        <w:t>：《首尔经济报》9月14日报道，韩国读者诺奖文学奖民调中</w:t>
-      </w:r>
-      <w:r>
-        <w:rPr>
-          <w:b/>
-        </w:rPr>
-        <w:t>玛格丽特·阿特伍德居首</w:t>
-      </w:r>
-      <w:r>
-        <w:t>——读者民意与欧美盘口出现明显分歧。（来源：Seoul Economic Daily）</w:t>
-      </w:r>
-      <w:r/>
-    </w:p>
-    <w:p>
-      <w:pPr>
-        <w:pStyle w:val="ListBullet"/>
-        <w:spacing w:line="240" w:lineRule="auto"/>
-        <w:ind w:left="720"/>
-      </w:pPr>
-      <w:r/>
-      <w:r>
-        <w:rPr>
-          <w:b/>
-        </w:rPr>
-        <w:t>书店端造势</w:t>
-      </w:r>
-      <w:r>
-        <w:t>：韩国永丰文库9月18日推出"诺奖文学奖候选10位作家"介绍暨读者预测活动，颁奖前营销升温。（来源：아시아경제）</w:t>
-      </w:r>
-      <w:r/>
-    </w:p>
-    <w:p>
-      <w:pPr>
-        <w:pStyle w:val="ListBullet"/>
-        <w:spacing w:line="240" w:lineRule="auto"/>
-        <w:ind w:left="720"/>
-      </w:pPr>
-      <w:r/>
-      <w:r>
-        <w:rPr>
-          <w:b/>
-        </w:rPr>
-        <w:t>盘口变量</w:t>
-      </w:r>
-      <w:r>
-        <w:t>：《卫报》9月9日刊出匈牙利作家纳达斯·彼得讣告——他多年出现在诺奖赔率讨论名单中，其离世或使预测名单生变。（来源：The Guardian）</w:t>
-      </w:r>
-      <w:r/>
-      <w:r/>
-      <w:r/>
-      <w:r>
-        <w:t>📊 经济学奖：窗口内暂无有效预测</w:t>
-      </w:r>
-      <w:r/>
-      <w:r/>
-    </w:p>
-    <w:p>
-      <w:r/>
-      <w:r>
-        <w:t>本期窗口内</w:t>
-      </w:r>
-      <w:r>
-        <w:rPr>
-          <w:b/>
-        </w:rPr>
-        <w:t>无2026年经济学奖新预测</w:t>
-      </w:r>
-      <w:r>
-        <w:t>：聚合源仅收录1条，且实为文学奖民调的误归档；备用报道源（fallback_econ）本期为0条，</w:t>
-      </w:r>
-      <w:r>
-        <w:rPr>
-          <w:b/>
-        </w:rPr>
-        <w:t>无近期报道可选读</w:t>
-      </w:r>
-      <w:r>
-        <w:t>——该数据缺口如实注明。另见大英百科9月4日更新了诺奖经济学背景词条（非预测，来源：Britannica）。下期持续跟踪。</w:t>
-      </w:r>
-      <w:r/>
-      <w:r/>
-      <w:r/>
-      <w:r/>
-      <w:r/>
-      <w:r/>
-      <w:r>
-        <w:t>六、国际版权贸易</w:t>
-      </w:r>
-      <w:r/>
-      <w:r/>
-      <w:r>
-        <w:t>📕《Book Deals: Week of September 14, 2026》</w:t>
-      </w:r>
-      <w:r/>
-      <w:r>
-        <w:t>来源：Publishers Weekly｜发布：9月11日</w:t>
-      </w:r>
-      <w:r/>
-    </w:p>
-    <w:p>
-      <w:r/>
-      <w:r>
-        <w:t>《出版商周刊》每周成交汇总栏目照常出刊。聚合源本期</w:t>
-      </w:r>
-      <w:r>
-        <w:rPr>
-          <w:b/>
-        </w:rPr>
-        <w:t>仅载标题、未载成交明细</w:t>
-      </w:r>
-      <w:r>
-        <w:t>（书目、价格档位、买方与代理方均未随摘要载明），不作具体交易推断。</w:t>
-      </w:r>
-      <w:r/>
-      <w:r/>
-      <w:r/>
-      <w:r>
-        <w:t>📕《Religion Book Deals: September 16, 2026》</w:t>
-      </w:r>
-      <w:r/>
-      <w:r>
-        <w:t>来源：Publishers Weekly｜发布：9月15日</w:t>
-      </w:r>
-      <w:r/>
-    </w:p>
-    <w:p>
-      <w:r/>
-      <w:r>
-        <w:t>宗教/信仰类专场成交栏目同步更新——该细分市场保持每周固定成交节奏，是观察中小体量但稳定购买力的窗口。明细同样未随聚合摘要载明。</w:t>
-      </w:r>
-      <w:r/>
-      <w:r/>
-      <w:r/>
-    </w:p>
-    <w:p>
-      <w:r/>
-      <w:r>
-        <w:t>📌 节点观察：距10月中旬法兰克福书展约一个月，按行业惯例9月下旬起书稿提纲（proposal）拍卖与预售将进入密集期。本期数据源仅标题级信息，具体拍卖、价格档位与题材冷热</w:t>
-      </w:r>
-      <w:r>
-        <w:rPr>
-          <w:b/>
-        </w:rPr>
-        <w:t>数据源未载</w:t>
-      </w:r>
-      <w:r>
-        <w:t>，待下期跟踪补充。</w:t>
-      </w:r>
-      <w:r/>
-      <w:r/>
-      <w:r/>
-      <w:r/>
-      <w:r/>
-      <w:r/>
-      <w:r>
-        <w:t>七、本期潜在选题</w:t>
-      </w:r>
-      <w:r/>
-      <w:r>
-        <w:t>基于本期已刊内容提炼 ｜ 读者画像：图书策划编辑 × 泛文化公众号供稿人（图书·自我提升方向）</w:t>
-      </w:r>
-      <w:r/>
-      <w:r>
-        <w:t>📕 引进图书选题</w:t>
-      </w:r>
-      <w:r/>
-      <w:r/>
-      <w:r>
-        <w:t>《Theo of Golden》——年内14周登顶的现象级小说</w:t>
-      </w:r>
-      <w:r/>
-    </w:p>
-    <w:p>
-      <w:r/>
-      <w:r>
-        <w:t>选题角度：年内登顶周数最多的虚构畅销书，商业验证最强；内容简介数据源未载，需先补做内容评估再判断题材对标。版权是否在售待核实。</w:t>
-      </w:r>
-      <w:r/>
-      <w:r>
-        <w:t>依据：本期第二部分①（NYT榜首汇总表）</w:t>
-      </w:r>
-      <w:r/>
-      <w:r/>
-      <w:r/>
-      <w:r>
-        <w:t>《Strangers: A Memoir of Marriage》——五度回锅的婚姻回忆录</w:t>
-      </w:r>
-      <w:r/>
-    </w:p>
-    <w:p>
-      <w:r/>
-      <w:r>
-        <w:t>选题角度：年内7周冠军、分五个时段回锅登顶，长销型情感非虚构的样本；婚姻叙事在国内有稳定读者基本盘，具体中文对标书待核实。版权在售情况待核实。</w:t>
-      </w:r>
-      <w:r/>
-      <w:r>
-        <w:t>依据：本期第二部分③</w:t>
-      </w:r>
-      <w:r/>
-      <w:r/>
-      <w:r/>
-      <w:r>
-        <w:t>《1929》——索尔金金融史新作</w:t>
-      </w:r>
-      <w:r/>
-    </w:p>
-    <w:p>
-      <w:r/>
-      <w:r>
-        <w:t>选题角度：开年三连冠；作者《大而不倒》已有中文版与成熟读者认知，财经史题材自带营销资产。内容简介数据源未载，版权状态待核实。</w:t>
-      </w:r>
-      <w:r/>
-      <w:r>
-        <w:t>依据：本期第二部分⑤</w:t>
-      </w:r>
-      <w:r/>
-      <w:r/>
-      <w:r>
-        <w:t>✍️ 公众号文章选题</w:t>
-      </w:r>
-      <w:r/>
-      <w:r/>
-      <w:r>
-        <w:t>《秋季84本新书太多？给你一套"三问选书法"》</w:t>
-      </w:r>
-      <w:r/>
-    </w:p>
-    <w:p>
-      <w:r/>
-      <w:r>
-        <w:t>核心角度：把 Lit Hub 秋季总书单做成"选书方法论"——按阅读目的（通勤浅读/深度/自我提升）给筛选框架，化解书单焦虑，附精选书单。</w:t>
-      </w:r>
-      <w:r/>
-      <w:r>
-        <w:t>依据：本期第三部分②</w:t>
-      </w:r>
-      <w:r/>
-      <w:r/>
-      <w:r/>
-      <w:r>
-        <w:t>《AI都会写代码了，人还该学什么？——重读〈Geek Sublime〉》</w:t>
-      </w:r>
-      <w:r/>
-    </w:p>
-    <w:p>
-      <w:r/>
-      <w:r>
-        <w:t>核心角度：借"vibe coding"时代重访钱德拉的"人类编码技艺论"，谈技能焦虑下不可替代的人文素养——图书×自我提升的交叉热点。</w:t>
-      </w:r>
-      <w:r/>
-      <w:r>
-        <w:t>依据：本期第三部分③</w:t>
-      </w:r>
-      <w:r/>
-      <w:r/>
-      <w:r/>
-      <w:r>
-        <w:t>《奥普拉的一堂课：怎么找到自己的人生使命》</w:t>
-      </w:r>
-      <w:r/>
-    </w:p>
-    <w:p>
-      <w:r/>
-      <w:r>
-        <w:t>核心角度：从梅尔·罗宾斯播客奥普拉单集提炼"人生目的/真实力量"的行动方法论，可搭配奥普拉相关书单做转化。</w:t>
-      </w:r>
-      <w:r/>
-      <w:r>
-        <w:t>依据：本期第四部分③</w:t>
-      </w:r>
-      <w:r/>
-      <w:r/>
-      <w:r/>
-      <w:r/>
-      <w:r/>
-      <w:r/>
-      <w:r>
-        <w:t>📌 数据与口径说明（诚实框）</w:t>
-      </w:r>
-      <w:r/>
-      <w:r/>
-    </w:p>
-    <w:p>
-      <w:pPr>
-        <w:pStyle w:val="ListBullet"/>
-        <w:spacing w:line="240" w:lineRule="auto"/>
-        <w:ind w:left="720"/>
-      </w:pPr>
-      <w:r/>
-      <w:r>
-        <w:t>《纽约时报》等销量榜为</w:t>
+        <w:t>《纽约时报》销量榜为</w:t>
       </w:r>
       <w:r>
         <w:rPr>
@@ -1238,7 +986,7 @@
         <w:t>周榜</w:t>
       </w:r>
       <w:r>
-        <w:t>，本数据源（榜首维基汇总表）最新至</w:t>
+        <w:t>，本次数据取自维基"2026年榜首书汇总表"，更新滞后至</w:t>
       </w:r>
       <w:r>
         <w:rPr>
@@ -1247,7 +995,7 @@
         <w:t>8月30日榜期</w:t>
       </w:r>
       <w:r>
-        <w:t>，存在约三周滞后；"年内冠军周数"按该表统计；</w:t>
+        <w:t>——9月以来各周榜首数据源未载，"本周"实为最新已知榜期口径；</w:t>
       </w:r>
       <w:r/>
     </w:p>
@@ -1259,7 +1007,7 @@
       </w:pPr>
       <w:r/>
       <w:r>
-        <w:t>各书内容简介、出版时间字段数据源多未载，凡未载处均已注明"数据源未载"，未作编造；首次登顶榜期仅作出版时间近似；</w:t>
+        <w:t>榜单数据源仅含"联合（纸质+电子）虚构/非虚构"两榜，精装榜等分榜数据源未载；</w:t>
       </w:r>
       <w:r/>
     </w:p>
@@ -1271,7 +1019,7 @@
       </w:pPr>
       <w:r/>
       <w:r>
-        <w:t>文章热度取自 Lit Hub 当日热文榜，部分作者字段数据源未载，已逐条注明；</w:t>
+        <w:t>各畅销书的内容简介与准确出版时间多数未载，已如实标注"数据源未载"，出版时间以首次登顶榜期近似并注明；</w:t>
       </w:r>
       <w:r/>
     </w:p>
@@ -1283,7 +1031,7 @@
       </w:pPr>
       <w:r/>
       <w:r>
-        <w:t>播客单集均经节目官方 RSS 核实播出日期与内容；个别为栏目重播（已标注）；</w:t>
+        <w:t>"热度"以公开榜单与主流媒体报道近似，各平台内部的播放/转发/购买数据无公开接口；文章作者多数数据源未载，已如实标注；</w:t>
       </w:r>
       <w:r/>
     </w:p>
@@ -1295,13 +1043,7 @@
       </w:pPr>
       <w:r/>
       <w:r>
-        <w:rPr>
-          <w:b/>
-        </w:rPr>
-        <w:t>今日诺奖经济学预测源异常</w:t>
-      </w:r>
-      <w:r>
-        <w:t>：窗口内仅1条且为文学奖民调误归档，备用源0条；诺奖与版权条目来自谷歌新闻聚合，正文标注来源与日期（长跳转链接从略）；</w:t>
+        <w:t>播客单集均取自节目官方 RSS 核实（播出日期与内容以 shownotes 为准）；</w:t>
       </w:r>
       <w:r/>
     </w:p>
@@ -1313,7 +1055,7 @@
       </w:pPr>
       <w:r/>
       <w:r>
-        <w:t>版权交易今日数据源仅载栏目标题，成交明细未载，未作交易推断；</w:t>
+        <w:t>诺奖文学奖窗口内仅1条韩国媒体报道（候选名单明细未载，未作转述）；经济学奖窗口内0条、备用源亦0条，如实说明；同窗口1条化学奖民调与本题无关，未采用；</w:t>
       </w:r>
       <w:r/>
     </w:p>
@@ -1326,13 +1068,13 @@
       </w:pPr>
       <w:r/>
       <w:r>
-        <w:t>"热度"以公开榜单与主流媒体报道近似，各平台内部播放/转发/购买数据无公开接口。</w:t>
+        <w:t>版权贸易源过去48小时0条有效条目，本期无成交报道；独立出版社 Top 40 榜单仅见标题，明细数据源未载。</w:t>
       </w:r>
       <w:r/>
       <w:r/>
       <w:r/>
       <w:r>
-        <w:t>大愚文化 · 图书信息简报（第005期）｜每天早上7点，5分钟看懂全球书情</w:t>
+        <w:t>大愚文化 · 图书信息简报 ｜ 每天早上7点，5分钟看懂全球书情</w:t>
       </w:r>
       <w:r/>
       <w:r/>
